--- a/docs/Baocao_BK24V7X703_LuuMinhThong.docx
+++ b/docs/Baocao_BK24V7X703_LuuMinhThong.docx
@@ -27,7 +27,7 @@
     </w:p>
     <w:p>
       <w:r>
-        <w:t>Link GitHub mã nguồn: https://github.com/thongbk24v7x703-hub/CT484_CafeSpot_ThongVuong</w:t>
+        <w:t>Link GitHub mã nguồn: https://github.com/vuongdc24v7x414/CT484_CafeSpot_ThongVuong</w:t>
       </w:r>
     </w:p>
     <w:p>

--- a/docs/Baocao_BK24V7X703_LuuMinhThong.docx
+++ b/docs/Baocao_BK24V7X703_LuuMinhThong.docx
@@ -48,7 +48,7 @@
     <w:p/>
     <w:p>
       <w:r>
-        <w:t>Miêu tả dự án/ứng dụng: CafeSpot là ứng dụng Flutter giúp người dùng khám phá, thêm/sửa/xóa quán cà phê, đánh giá và lưu yêu thích. Dữ liệu lưu cục bộ bằng SQLite, điều hướng bằng go_router, quản lý trạng thái bằng Provider, có thông báo cục bộ và giao diện responsive. Dự án thực hiện theo nhóm 2 thành viên.</w:t>
+        <w:t>Miêu tả dự án/ứng dụng: CafeSpot là ứng dụng Flutter giúp người dùng khám phá, thêm/sửa/xóa quán cà phê, đánh giá và lưu yêu thích. Dữ liệu lưu cục bộ bằng SQLite (mobile), điều hướng bằng go_router, quản lý trạng thái bằng Provider, có thông báo cục bộ và giao diện responsive. Dự án thực hiện theo nhóm 2 thành viên.</w:t>
       </w:r>
     </w:p>
     <w:p>
@@ -66,12 +66,51 @@
     </w:p>
     <w:p>
       <w:r>
-        <w:t>Miêu tả chức năng/giao diện: Màn hình khởi động hiển thị logo CafeSpot, tải Settings/Cafe data rồi chuyển sang Home.</w:t>
+        <w:t>Miêu tả chức năng/giao diện: Màn hình khởi động hiển thị logo CafeSpot, tải dữ liệu rồi chuyển sang Home.</w:t>
       </w:r>
     </w:p>
     <w:p>
       <w:r>
-        <w:t>Ảnh chức năng/giao diện: (sinh viên chụp màn hình khi chạy app và chèn vào đây)</w:t>
+        <w:t>Ảnh chức năng/giao diện:</w:t>
+      </w:r>
+    </w:p>
+    <w:p>
+      <w:pPr>
+        <w:jc w:val="center"/>
+      </w:pPr>
+      <w:r>
+        <w:drawing>
+          <wp:inline xmlns:a="http://schemas.openxmlformats.org/drawingml/2006/main" xmlns:pic="http://schemas.openxmlformats.org/drawingml/2006/picture">
+            <wp:extent cx="3420000" cy="1739563"/>
+            <wp:docPr id="1" name="Picture 1"/>
+            <wp:cNvGraphicFramePr>
+              <a:graphicFrameLocks noChangeAspect="1"/>
+            </wp:cNvGraphicFramePr>
+            <a:graphic>
+              <a:graphicData uri="http://schemas.openxmlformats.org/drawingml/2006/picture">
+                <pic:pic>
+                  <pic:nvPicPr>
+                    <pic:cNvPr id="0" name="splash.png"/>
+                    <pic:cNvPicPr/>
+                  </pic:nvPicPr>
+                  <pic:blipFill>
+                    <a:blip r:embed="rId9"/>
+                    <a:stretch>
+                      <a:fillRect/>
+                    </a:stretch>
+                  </pic:blipFill>
+                  <pic:spPr>
+                    <a:xfrm>
+                      <a:off x="0" y="0"/>
+                      <a:ext cx="3420000" cy="1739563"/>
+                    </a:xfrm>
+                    <a:prstGeom prst="rect"/>
+                  </pic:spPr>
+                </pic:pic>
+              </a:graphicData>
+            </a:graphic>
+          </wp:inline>
+        </w:drawing>
       </w:r>
     </w:p>
     <w:p>
@@ -86,7 +125,7 @@
     </w:p>
     <w:p>
       <w:r>
-        <w:t>- Thư viện/plugin: provider; go_router (context.go)</w:t>
+        <w:t>- Thư viện/plugin: provider; go_router</w:t>
       </w:r>
     </w:p>
     <w:p>
@@ -104,17 +143,56 @@
         <w:pStyle w:val="Heading1"/>
       </w:pPr>
       <w:r>
-        <w:t>Chức năng/giao diện 2: Trang chủ (Home) + GridView quán</w:t>
+        <w:t>Chức năng/giao diện 2: Trang chủ (Home)</w:t>
       </w:r>
     </w:p>
     <w:p>
       <w:r>
-        <w:t>Miêu tả chức năng/giao diện: Hiển thị danh sách quán theo GridView tùy kích thước màn hình, lọc danh mục, mở chi tiết hoặc thêm quán.</w:t>
+        <w:t>Miêu tả chức năng/giao diện: Danh sách quán dạng Grid/List responsive, lọc danh mục, mở chi tiết hoặc thêm quán.</w:t>
       </w:r>
     </w:p>
     <w:p>
       <w:r>
-        <w:t>Ảnh chức năng/giao diện: (sinh viên chụp màn hình khi chạy app và chèn vào đây)</w:t>
+        <w:t>Ảnh chức năng/giao diện:</w:t>
+      </w:r>
+    </w:p>
+    <w:p>
+      <w:pPr>
+        <w:jc w:val="center"/>
+      </w:pPr>
+      <w:r>
+        <w:drawing>
+          <wp:inline xmlns:a="http://schemas.openxmlformats.org/drawingml/2006/main" xmlns:pic="http://schemas.openxmlformats.org/drawingml/2006/picture">
+            <wp:extent cx="3420000" cy="1739563"/>
+            <wp:docPr id="2" name="Picture 2"/>
+            <wp:cNvGraphicFramePr>
+              <a:graphicFrameLocks noChangeAspect="1"/>
+            </wp:cNvGraphicFramePr>
+            <a:graphic>
+              <a:graphicData uri="http://schemas.openxmlformats.org/drawingml/2006/picture">
+                <pic:pic>
+                  <pic:nvPicPr>
+                    <pic:cNvPr id="0" name="home.png"/>
+                    <pic:cNvPicPr/>
+                  </pic:nvPicPr>
+                  <pic:blipFill>
+                    <a:blip r:embed="rId10"/>
+                    <a:stretch>
+                      <a:fillRect/>
+                    </a:stretch>
+                  </pic:blipFill>
+                  <pic:spPr>
+                    <a:xfrm>
+                      <a:off x="0" y="0"/>
+                      <a:ext cx="3420000" cy="1739563"/>
+                    </a:xfrm>
+                    <a:prstGeom prst="rect"/>
+                  </pic:spPr>
+                </pic:pic>
+              </a:graphicData>
+            </a:graphic>
+          </wp:inline>
+        </w:drawing>
       </w:r>
     </w:p>
     <w:p>
@@ -134,12 +212,12 @@
     </w:p>
     <w:p>
       <w:r>
-        <w:t>- Quản lý trạng thái / kiến trúc: CafeProvider (ChangeNotifier) cung cấp cafes và category filter.</w:t>
+        <w:t>- Quản lý trạng thái / kiến trúc: CafeProvider (ChangeNotifier).</w:t>
       </w:r>
     </w:p>
     <w:p>
       <w:r>
-        <w:t>- Đọc/lưu trữ dữ liệu: Đọc bảng cafes từ SQLite qua CafeRepository.getCafes().</w:t>
+        <w:t>- Đọc/lưu trữ dữ liệu: Đọc bảng cafes từ SQLite.</w:t>
       </w:r>
     </w:p>
     <w:p>
@@ -152,12 +230,51 @@
     </w:p>
     <w:p>
       <w:r>
-        <w:t>Miêu tả chức năng/giao diện: Xem thông tin quán, ảnh, rating; yêu thích; sửa/xóa; danh sách review và gửi review mới.</w:t>
+        <w:t>Miêu tả chức năng/giao diện: Xem thông tin quán, yêu thích, sửa/xóa, gửi và xem đánh giá.</w:t>
       </w:r>
     </w:p>
     <w:p>
       <w:r>
-        <w:t>Ảnh chức năng/giao diện: (sinh viên chụp màn hình khi chạy app và chèn vào đây)</w:t>
+        <w:t>Ảnh chức năng/giao diện:</w:t>
+      </w:r>
+    </w:p>
+    <w:p>
+      <w:pPr>
+        <w:jc w:val="center"/>
+      </w:pPr>
+      <w:r>
+        <w:drawing>
+          <wp:inline xmlns:a="http://schemas.openxmlformats.org/drawingml/2006/main" xmlns:pic="http://schemas.openxmlformats.org/drawingml/2006/picture">
+            <wp:extent cx="3420000" cy="1739563"/>
+            <wp:docPr id="3" name="Picture 3"/>
+            <wp:cNvGraphicFramePr>
+              <a:graphicFrameLocks noChangeAspect="1"/>
+            </wp:cNvGraphicFramePr>
+            <a:graphic>
+              <a:graphicData uri="http://schemas.openxmlformats.org/drawingml/2006/picture">
+                <pic:pic>
+                  <pic:nvPicPr>
+                    <pic:cNvPr id="0" name="detail.png"/>
+                    <pic:cNvPicPr/>
+                  </pic:nvPicPr>
+                  <pic:blipFill>
+                    <a:blip r:embed="rId11"/>
+                    <a:stretch>
+                      <a:fillRect/>
+                    </a:stretch>
+                  </pic:blipFill>
+                  <pic:spPr>
+                    <a:xfrm>
+                      <a:off x="0" y="0"/>
+                      <a:ext cx="3420000" cy="1739563"/>
+                    </a:xfrm>
+                    <a:prstGeom prst="rect"/>
+                  </pic:spPr>
+                </pic:pic>
+              </a:graphicData>
+            </a:graphic>
+          </wp:inline>
+        </w:drawing>
       </w:r>
     </w:p>
     <w:p>
@@ -167,17 +284,17 @@
     </w:p>
     <w:p>
       <w:r>
-        <w:t>- Widget sử dụng: ListView, Image.network, RatingStars, TextField, AlertDialog, CircleAvatar, IconButton</w:t>
+        <w:t>- Widget sử dụng: ListView, Image.network, RatingStars, TextField, AlertDialog, IconButton</w:t>
       </w:r>
     </w:p>
     <w:p>
       <w:r>
-        <w:t>- Thư viện/plugin: go_router (path param :id), provider, intl, flutter_local_notifications</w:t>
+        <w:t>- Thư viện/plugin: go_router, provider, intl, flutter_local_notifications</w:t>
       </w:r>
     </w:p>
     <w:p>
       <w:r>
-        <w:t>- Quản lý trạng thái / kiến trúc: State cục bộ (_cafe, _reviews, _rating) + CafeProvider cho CRUD.</w:t>
+        <w:t>- Quản lý trạng thái / kiến trúc: State cục bộ + CafeProvider CRUD.</w:t>
       </w:r>
     </w:p>
     <w:p>
@@ -195,12 +312,51 @@
     </w:p>
     <w:p>
       <w:r>
-        <w:t>Miêu tả chức năng/giao diện: Form nhập tên, địa chỉ, mô tả, URL ảnh, danh mục; validate và lưu SQLite.</w:t>
+        <w:t>Miêu tả chức năng/giao diện: Form nhập tên, địa chỉ, mô tả, URL ảnh, danh mục; validate và lưu.</w:t>
       </w:r>
     </w:p>
     <w:p>
       <w:r>
-        <w:t>Ảnh chức năng/giao diện: (sinh viên chụp màn hình khi chạy app và chèn vào đây)</w:t>
+        <w:t>Ảnh chức năng/giao diện:</w:t>
+      </w:r>
+    </w:p>
+    <w:p>
+      <w:pPr>
+        <w:jc w:val="center"/>
+      </w:pPr>
+      <w:r>
+        <w:drawing>
+          <wp:inline xmlns:a="http://schemas.openxmlformats.org/drawingml/2006/main" xmlns:pic="http://schemas.openxmlformats.org/drawingml/2006/picture">
+            <wp:extent cx="3420000" cy="3823560"/>
+            <wp:docPr id="4" name="Picture 4"/>
+            <wp:cNvGraphicFramePr>
+              <a:graphicFrameLocks noChangeAspect="1"/>
+            </wp:cNvGraphicFramePr>
+            <a:graphic>
+              <a:graphicData uri="http://schemas.openxmlformats.org/drawingml/2006/picture">
+                <pic:pic>
+                  <pic:nvPicPr>
+                    <pic:cNvPr id="0" name="form.png"/>
+                    <pic:cNvPicPr/>
+                  </pic:nvPicPr>
+                  <pic:blipFill>
+                    <a:blip r:embed="rId12"/>
+                    <a:stretch>
+                      <a:fillRect/>
+                    </a:stretch>
+                  </pic:blipFill>
+                  <pic:spPr>
+                    <a:xfrm>
+                      <a:off x="0" y="0"/>
+                      <a:ext cx="3420000" cy="3823560"/>
+                    </a:xfrm>
+                    <a:prstGeom prst="rect"/>
+                  </pic:spPr>
+                </pic:pic>
+              </a:graphicData>
+            </a:graphic>
+          </wp:inline>
+        </w:drawing>
       </w:r>
     </w:p>
     <w:p>
@@ -215,12 +371,12 @@
     </w:p>
     <w:p>
       <w:r>
-        <w:t>- Thư viện/plugin: provider, go_router (extra: Cafe?), flutter_local_notifications</w:t>
+        <w:t>- Thư viện/plugin: provider, go_router, flutter_local_notifications</w:t>
       </w:r>
     </w:p>
     <w:p>
       <w:r>
-        <w:t>- Quản lý trạng thái / kiến trúc: StatefulWidget controllers; lưu qua CafeProvider.saveCafe.</w:t>
+        <w:t>- Quản lý trạng thái / kiến trúc: StatefulWidget controllers; CafeProvider.saveCafe.</w:t>
       </w:r>
     </w:p>
     <w:p>
@@ -238,12 +394,51 @@
     </w:p>
     <w:p>
       <w:r>
-        <w:t>Miêu tả chức năng/giao diện: Cấu hình route splash/home/favorites/reviews/settings/search/cafe/:id/cafe-form; custom fade-slide; truyền id và Cafe extra.</w:t>
+        <w:t>Miêu tả chức năng/giao diện: Route splash/home/favorites/reviews/settings/search/cafe/:id/cafe-form; fade-slide; NavigationBar/Rail.</w:t>
       </w:r>
     </w:p>
     <w:p>
       <w:r>
-        <w:t>Ảnh chức năng/giao diện: (sinh viên chụp màn hình khi chạy app và chèn vào đây)</w:t>
+        <w:t>Ảnh chức năng/giao diện:</w:t>
+      </w:r>
+    </w:p>
+    <w:p>
+      <w:pPr>
+        <w:jc w:val="center"/>
+      </w:pPr>
+      <w:r>
+        <w:drawing>
+          <wp:inline xmlns:a="http://schemas.openxmlformats.org/drawingml/2006/main" xmlns:pic="http://schemas.openxmlformats.org/drawingml/2006/picture">
+            <wp:extent cx="3420000" cy="1739563"/>
+            <wp:docPr id="5" name="Picture 5"/>
+            <wp:cNvGraphicFramePr>
+              <a:graphicFrameLocks noChangeAspect="1"/>
+            </wp:cNvGraphicFramePr>
+            <a:graphic>
+              <a:graphicData uri="http://schemas.openxmlformats.org/drawingml/2006/picture">
+                <pic:pic>
+                  <pic:nvPicPr>
+                    <pic:cNvPr id="0" name="home.png"/>
+                    <pic:cNvPicPr/>
+                  </pic:nvPicPr>
+                  <pic:blipFill>
+                    <a:blip r:embed="rId10"/>
+                    <a:stretch>
+                      <a:fillRect/>
+                    </a:stretch>
+                  </pic:blipFill>
+                  <pic:spPr>
+                    <a:xfrm>
+                      <a:off x="0" y="0"/>
+                      <a:ext cx="3420000" cy="1739563"/>
+                    </a:xfrm>
+                    <a:prstGeom prst="rect"/>
+                  </pic:spPr>
+                </pic:pic>
+              </a:graphicData>
+            </a:graphic>
+          </wp:inline>
+        </w:drawing>
       </w:r>
     </w:p>
     <w:p>
@@ -253,7 +448,7 @@
     </w:p>
     <w:p>
       <w:r>
-        <w:t>- Widget sử dụng: StatefulShellRoute, NavigationBar/NavigationRail, CustomTransitionPage</w:t>
+        <w:t>- Widget sử dụng: StatefulShellRoute, NavigationBar, NavigationRail, CustomTransitionPage</w:t>
       </w:r>
     </w:p>
     <w:p>
@@ -263,7 +458,7 @@
     </w:p>
     <w:p>
       <w:r>
-        <w:t>- Quản lý trạng thái / kiến trúc: Shell giữ tab index; dữ liệu màn hình từ Provider.</w:t>
+        <w:t>- Quản lý trạng thái / kiến trúc: Shell giữ tab index; dữ liệu từ Provider.</w:t>
       </w:r>
     </w:p>
     <w:p>
@@ -281,12 +476,51 @@
     </w:p>
     <w:p>
       <w:r>
-        <w:t>Miêu tả chức năng/giao diện: DatabaseHelper tạo schema, seed dữ liệu mẫu; CafeRepository CRUD quán/review và tính lại rating.</w:t>
+        <w:t>Miêu tả chức năng/giao diện: DatabaseHelper tạo schema, seed dữ liệu; CafeRepository CRUD và tính lại rating.</w:t>
       </w:r>
     </w:p>
     <w:p>
       <w:r>
-        <w:t>Ảnh chức năng/giao diện: (sinh viên chụp màn hình khi chạy app và chèn vào đây)</w:t>
+        <w:t>Ảnh chức năng/giao diện:</w:t>
+      </w:r>
+    </w:p>
+    <w:p>
+      <w:pPr>
+        <w:jc w:val="center"/>
+      </w:pPr>
+      <w:r>
+        <w:drawing>
+          <wp:inline xmlns:a="http://schemas.openxmlformats.org/drawingml/2006/main" xmlns:pic="http://schemas.openxmlformats.org/drawingml/2006/picture">
+            <wp:extent cx="3420000" cy="1739563"/>
+            <wp:docPr id="6" name="Picture 6"/>
+            <wp:cNvGraphicFramePr>
+              <a:graphicFrameLocks noChangeAspect="1"/>
+            </wp:cNvGraphicFramePr>
+            <a:graphic>
+              <a:graphicData uri="http://schemas.openxmlformats.org/drawingml/2006/picture">
+                <pic:pic>
+                  <pic:nvPicPr>
+                    <pic:cNvPr id="0" name="home.png"/>
+                    <pic:cNvPicPr/>
+                  </pic:nvPicPr>
+                  <pic:blipFill>
+                    <a:blip r:embed="rId10"/>
+                    <a:stretch>
+                      <a:fillRect/>
+                    </a:stretch>
+                  </pic:blipFill>
+                  <pic:spPr>
+                    <a:xfrm>
+                      <a:off x="0" y="0"/>
+                      <a:ext cx="3420000" cy="1739563"/>
+                    </a:xfrm>
+                    <a:prstGeom prst="rect"/>
+                  </pic:spPr>
+                </pic:pic>
+              </a:graphicData>
+            </a:graphic>
+          </wp:inline>
+        </w:drawing>
       </w:r>
     </w:p>
     <w:p>
@@ -296,7 +530,7 @@
     </w:p>
     <w:p>
       <w:r>
-        <w:t>- Widget sử dụng: Không UI; dùng từ Provider/Screen</w:t>
+        <w:t>- Widget sử dụng: Không UI riêng</w:t>
       </w:r>
     </w:p>
     <w:p>
@@ -306,12 +540,12 @@
     </w:p>
     <w:p>
       <w:r>
-        <w:t>- Quản lý trạng thái / kiến trúc: Repository được CafeProvider gọi; notifyListeners sau mỗi thay đổi.</w:t>
+        <w:t>- Quản lý trạng thái / kiến trúc: Repository được CafeProvider gọi; notifyListeners.</w:t>
       </w:r>
     </w:p>
     <w:p>
       <w:r>
-        <w:t>- Đọc/lưu trữ dữ liệu: File cafe_spot.db; bảng cafes, reviews (FK cafe_id).</w:t>
+        <w:t>- Đọc/lưu trữ dữ liệu: File cafe_spot.db; bảng cafes, reviews.</w:t>
       </w:r>
     </w:p>
     <w:sectPr>

--- a/docs/Baocao_BK24V7X703_LuuMinhThong.docx
+++ b/docs/Baocao_BK24V7X703_LuuMinhThong.docx
@@ -81,7 +81,7 @@
       <w:r>
         <w:drawing>
           <wp:inline xmlns:a="http://schemas.openxmlformats.org/drawingml/2006/main" xmlns:pic="http://schemas.openxmlformats.org/drawingml/2006/picture">
-            <wp:extent cx="3420000" cy="1739563"/>
+            <wp:extent cx="3420000" cy="7410000"/>
             <wp:docPr id="1" name="Picture 1"/>
             <wp:cNvGraphicFramePr>
               <a:graphicFrameLocks noChangeAspect="1"/>
@@ -102,7 +102,7 @@
                   <pic:spPr>
                     <a:xfrm>
                       <a:off x="0" y="0"/>
-                      <a:ext cx="3420000" cy="1739563"/>
+                      <a:ext cx="3420000" cy="7410000"/>
                     </a:xfrm>
                     <a:prstGeom prst="rect"/>
                   </pic:spPr>
@@ -163,7 +163,7 @@
       <w:r>
         <w:drawing>
           <wp:inline xmlns:a="http://schemas.openxmlformats.org/drawingml/2006/main" xmlns:pic="http://schemas.openxmlformats.org/drawingml/2006/picture">
-            <wp:extent cx="3420000" cy="1739563"/>
+            <wp:extent cx="3420000" cy="7410000"/>
             <wp:docPr id="2" name="Picture 2"/>
             <wp:cNvGraphicFramePr>
               <a:graphicFrameLocks noChangeAspect="1"/>
@@ -184,7 +184,7 @@
                   <pic:spPr>
                     <a:xfrm>
                       <a:off x="0" y="0"/>
-                      <a:ext cx="3420000" cy="1739563"/>
+                      <a:ext cx="3420000" cy="7410000"/>
                     </a:xfrm>
                     <a:prstGeom prst="rect"/>
                   </pic:spPr>
@@ -245,7 +245,7 @@
       <w:r>
         <w:drawing>
           <wp:inline xmlns:a="http://schemas.openxmlformats.org/drawingml/2006/main" xmlns:pic="http://schemas.openxmlformats.org/drawingml/2006/picture">
-            <wp:extent cx="3420000" cy="1739563"/>
+            <wp:extent cx="3420000" cy="7410000"/>
             <wp:docPr id="3" name="Picture 3"/>
             <wp:cNvGraphicFramePr>
               <a:graphicFrameLocks noChangeAspect="1"/>
@@ -266,7 +266,7 @@
                   <pic:spPr>
                     <a:xfrm>
                       <a:off x="0" y="0"/>
-                      <a:ext cx="3420000" cy="1739563"/>
+                      <a:ext cx="3420000" cy="7410000"/>
                     </a:xfrm>
                     <a:prstGeom prst="rect"/>
                   </pic:spPr>
@@ -327,7 +327,7 @@
       <w:r>
         <w:drawing>
           <wp:inline xmlns:a="http://schemas.openxmlformats.org/drawingml/2006/main" xmlns:pic="http://schemas.openxmlformats.org/drawingml/2006/picture">
-            <wp:extent cx="3420000" cy="3823560"/>
+            <wp:extent cx="3420000" cy="7410000"/>
             <wp:docPr id="4" name="Picture 4"/>
             <wp:cNvGraphicFramePr>
               <a:graphicFrameLocks noChangeAspect="1"/>
@@ -348,7 +348,7 @@
                   <pic:spPr>
                     <a:xfrm>
                       <a:off x="0" y="0"/>
-                      <a:ext cx="3420000" cy="3823560"/>
+                      <a:ext cx="3420000" cy="7410000"/>
                     </a:xfrm>
                     <a:prstGeom prst="rect"/>
                   </pic:spPr>
@@ -409,7 +409,7 @@
       <w:r>
         <w:drawing>
           <wp:inline xmlns:a="http://schemas.openxmlformats.org/drawingml/2006/main" xmlns:pic="http://schemas.openxmlformats.org/drawingml/2006/picture">
-            <wp:extent cx="3420000" cy="1739563"/>
+            <wp:extent cx="3420000" cy="7410000"/>
             <wp:docPr id="5" name="Picture 5"/>
             <wp:cNvGraphicFramePr>
               <a:graphicFrameLocks noChangeAspect="1"/>
@@ -430,7 +430,7 @@
                   <pic:spPr>
                     <a:xfrm>
                       <a:off x="0" y="0"/>
-                      <a:ext cx="3420000" cy="1739563"/>
+                      <a:ext cx="3420000" cy="7410000"/>
                     </a:xfrm>
                     <a:prstGeom prst="rect"/>
                   </pic:spPr>
@@ -491,7 +491,7 @@
       <w:r>
         <w:drawing>
           <wp:inline xmlns:a="http://schemas.openxmlformats.org/drawingml/2006/main" xmlns:pic="http://schemas.openxmlformats.org/drawingml/2006/picture">
-            <wp:extent cx="3420000" cy="1739563"/>
+            <wp:extent cx="3420000" cy="7410000"/>
             <wp:docPr id="6" name="Picture 6"/>
             <wp:cNvGraphicFramePr>
               <a:graphicFrameLocks noChangeAspect="1"/>
@@ -512,7 +512,7 @@
                   <pic:spPr>
                     <a:xfrm>
                       <a:off x="0" y="0"/>
-                      <a:ext cx="3420000" cy="1739563"/>
+                      <a:ext cx="3420000" cy="7410000"/>
                     </a:xfrm>
                     <a:prstGeom prst="rect"/>
                   </pic:spPr>
